--- a/rapports/2026-06-06/EQ21/EQ21_sup_v2/DR_052101000015/61-65-58-24.docx
+++ b/rapports/2026-06-06/EQ21/EQ21_sup_v2/DR_052101000015/61-65-58-24.docx
@@ -297,7 +297,7 @@
           <w:color w:val="1F6FEB"/>
           <w:sz w:val="22"/>
         </w:rPr>
-        <w:t>⚠ INCOHÉRENCES À CORRIGER (106)</w:t>
+        <w:t>⚠ INCOHÉRENCES À CORRIGER (101)</w:t>
       </w:r>
     </w:p>
     <w:tbl>
@@ -724,7 +724,7 @@
                 <w:color w:val="16A34A"/>
                 <w:sz w:val="16"/>
               </w:rPr>
-              <w:t>s01q25, s01q30, s04q23, s01q00b, s01q30_decode, s04q23_decode</w:t>
+              <w:t>—</w:t>
             </w:r>
           </w:p>
         </w:tc>
@@ -755,7 +755,7 @@
                 <w:i w:val="0"/>
                 <w:sz w:val="17"/>
               </w:rPr>
-              <w:t>Incoherence! aïssatou doumbia a declaré que la catégorie socioprofessionnelle de son père est Ouvrier ou employé non qualifié alors que le père lui-même declare comme catégorie socioprofessionnelle Manœuvre au niveau de la section 4b.</w:t>
+              <w:t>Incoherence! amadou doumbia a declaré que le secteur institutionnel de son père est Entreprise individuelle alors que le père lui-même declare comme secteur institutionnel Ménage comme employeur de personnel domestique au niveau de la section 4b.</w:t>
             </w:r>
           </w:p>
         </w:tc>
@@ -814,7 +814,7 @@
                 <w:color w:val="16A34A"/>
                 <w:sz w:val="16"/>
               </w:rPr>
-              <w:t>—</w:t>
+              <w:t>s01q32, s01q37, s04q23, s01q00b, s01q37_decode, s04q23_decode</w:t>
             </w:r>
           </w:p>
         </w:tc>
@@ -845,7 +845,7 @@
                 <w:i w:val="0"/>
                 <w:sz w:val="17"/>
               </w:rPr>
-              <w:t>Incoherence! aïssatou doumbia a declaré que le secteur institutionnel de son père est Grande entreprise privée alors que le père lui-même declare comme secteur institutionnel Ménage comme employeur de personnel domestique au niveau de la section 4b.</w:t>
+              <w:t>Incoherence! amadou doumbia a declaré que la catégorie socioprofessionnelle de sa mère est Travailleur pour compte propre alors que la mère elle-même declare comme catégorie socioprofessionnelle Aide ménagère (Domestique) au niveau de la section 4b.</w:t>
             </w:r>
           </w:p>
         </w:tc>
@@ -904,7 +904,7 @@
                 <w:color w:val="16A34A"/>
                 <w:sz w:val="16"/>
               </w:rPr>
-              <w:t>s01q32, s01q37, s04q23, s01q00b, s01q37_decode, s04q23_decode</w:t>
+              <w:t>—</w:t>
             </w:r>
           </w:p>
         </w:tc>
@@ -935,7 +935,7 @@
                 <w:i w:val="0"/>
                 <w:sz w:val="17"/>
               </w:rPr>
-              <w:t>Incoherence! aïssatou doumbia a declaré que la catégorie socioprofessionnelle de sa mère est Travailleur pour compte propre alors que la mère elle-même declare comme catégorie socioprofessionnelle Aide ménagère (Domestique) au niveau de la section 4b.</w:t>
+              <w:t>Incoherence! amadou doumbia a declaré que le secteur institutionnel de sa mère est Entreprise individuelle alors que la mère elle-même declare comme secteur institutionnel Ménage comme employeur de personnel domestique au niveau de la section 4b.</w:t>
             </w:r>
           </w:p>
         </w:tc>
@@ -994,7 +994,7 @@
                 <w:color w:val="16A34A"/>
                 <w:sz w:val="16"/>
               </w:rPr>
-              <w:t>—</w:t>
+              <w:t>s01q25, s01q30, s04q23, s01q00b, s01q30_decode, s04q23_decode</w:t>
             </w:r>
           </w:p>
         </w:tc>
@@ -1025,7 +1025,7 @@
                 <w:i w:val="0"/>
                 <w:sz w:val="17"/>
               </w:rPr>
-              <w:t>Incoherence! aïssatou doumbia a declaré que le secteur institutionnel de sa mère est Entreprise individuelle alors que la mère elle-même declare comme secteur institutionnel Ménage comme employeur de personnel domestique au niveau de la section 4b.</w:t>
+              <w:t>Incoherence! aïssatou doumbia a declaré que la catégorie socioprofessionnelle de son père est Ouvrier ou employé non qualifié alors que le père lui-même declare comme catégorie socioprofessionnelle Manœuvre au niveau de la section 4b.</w:t>
             </w:r>
           </w:p>
         </w:tc>
@@ -1084,7 +1084,7 @@
                 <w:color w:val="16A34A"/>
                 <w:sz w:val="16"/>
               </w:rPr>
-              <w:t>s01q39</w:t>
+              <w:t>—</w:t>
             </w:r>
           </w:p>
         </w:tc>
@@ -1115,7 +1115,7 @@
                 <w:i w:val="0"/>
                 <w:sz w:val="17"/>
               </w:rPr>
-              <w:t>Incoherence! diolima ndao dispose d'un téléphone portable à s01q39, donc la raison évoquée ne peut pas être (ne dispose pas d'appareil).</w:t>
+              <w:t>Incoherence! aïssatou doumbia a declaré que le secteur institutionnel de son père est Grande entreprise privée alors que le père lui-même declare comme secteur institutionnel Ménage comme employeur de personnel domestique au niveau de la section 4b.</w:t>
             </w:r>
           </w:p>
         </w:tc>
@@ -1174,7 +1174,7 @@
                 <w:color w:val="16A34A"/>
                 <w:sz w:val="16"/>
               </w:rPr>
-              <w:t>—</w:t>
+              <w:t>s01q32, s01q37, s04q23, s01q00b, s01q37_decode, s04q23_decode</w:t>
             </w:r>
           </w:p>
         </w:tc>
@@ -1205,7 +1205,7 @@
                 <w:i w:val="0"/>
                 <w:sz w:val="17"/>
               </w:rPr>
-              <w:t>Incoherence! diolima ndao a declaré que la branche d'activité de sa mère est Agriculture, Elevage, Pêche, alors que la mère elle-même declare comme branche Sans emploi au niveau de la section 4a.</w:t>
+              <w:t>Incoherence! aïssatou doumbia a declaré que la catégorie socioprofessionnelle de sa mère est Travailleur pour compte propre alors que la mère elle-même declare comme catégorie socioprofessionnelle Aide ménagère (Domestique) au niveau de la section 4b.</w:t>
             </w:r>
           </w:p>
         </w:tc>
@@ -1295,7 +1295,7 @@
                 <w:i w:val="0"/>
                 <w:sz w:val="17"/>
               </w:rPr>
-              <w:t>Incoherence! ndiémé doumbia a declaré que le secteur institutionnel de son père est Entreprise individuelle alors que le père lui-même declare comme secteur institutionnel Ménage comme employeur de personnel domestique au niveau de la section 4b.</w:t>
+              <w:t>Incoherence! aïssatou doumbia a declaré que le secteur institutionnel de sa mère est Entreprise individuelle alors que la mère elle-même declare comme secteur institutionnel Ménage comme employeur de personnel domestique au niveau de la section 4b.</w:t>
             </w:r>
           </w:p>
         </w:tc>
@@ -1354,7 +1354,7 @@
                 <w:color w:val="16A34A"/>
                 <w:sz w:val="16"/>
               </w:rPr>
-              <w:t>s01q32, s01q37, s04q23, s01q00b, s01q37_decode, s04q23_decode</w:t>
+              <w:t>s01q39</w:t>
             </w:r>
           </w:p>
         </w:tc>
@@ -1385,7 +1385,7 @@
                 <w:i w:val="0"/>
                 <w:sz w:val="17"/>
               </w:rPr>
-              <w:t>Incoherence! ndiémé doumbia a declaré que la catégorie socioprofessionnelle de sa mère est Travailleur pour compte propre alors que la mère elle-même declare comme catégorie socioprofessionnelle Aide ménagère (Domestique) au niveau de la section 4b.</w:t>
+              <w:t>Incoherence! diolima ndao dispose d'un téléphone portable à s01q39, donc la raison évoquée ne peut pas être (ne dispose pas d'appareil).</w:t>
             </w:r>
           </w:p>
         </w:tc>
@@ -1475,7 +1475,7 @@
                 <w:i w:val="0"/>
                 <w:sz w:val="17"/>
               </w:rPr>
-              <w:t>Incoherence! ndiémé doumbia a declaré que le secteur institutionnel de sa mère est Entreprise individuelle alors que la mère elle-même declare comme secteur institutionnel Ménage comme employeur de personnel domestique au niveau de la section 4b.</w:t>
+              <w:t>Incoherence! diolima ndao a declaré que la branche d'activité de sa mère est Agriculture, Elevage, Pêche, alors que la mère elle-même declare comme branche Sans emploi au niveau de la section 4a.</w:t>
             </w:r>
           </w:p>
         </w:tc>
@@ -1565,7 +1565,7 @@
                 <w:i w:val="0"/>
                 <w:sz w:val="17"/>
               </w:rPr>
-              <w:t>Incoherence! séckou doumbia a declaré que le secteur institutionnel de son père est Entreprise individuelle alors que le père lui-même declare comme secteur institutionnel Ménage comme employeur de personnel domestique au niveau de la section 4b.</w:t>
+              <w:t>Incoherence! ndiémé doumbia a declaré que le secteur institutionnel de son père est Entreprise individuelle alors que le père lui-même declare comme secteur institutionnel Ménage comme employeur de personnel domestique au niveau de la section 4b.</w:t>
             </w:r>
           </w:p>
         </w:tc>
@@ -1655,7 +1655,7 @@
                 <w:i w:val="0"/>
                 <w:sz w:val="17"/>
               </w:rPr>
-              <w:t>Incoherence! séckou doumbia a declaré que la catégorie socioprofessionnelle de sa mère est Travailleur pour compte propre alors que la mère elle-même declare comme catégorie socioprofessionnelle Aide ménagère (Domestique) au niveau de la section 4b.</w:t>
+              <w:t>Incoherence! ndiémé doumbia a declaré que la catégorie socioprofessionnelle de sa mère est Travailleur pour compte propre alors que la mère elle-même declare comme catégorie socioprofessionnelle Aide ménagère (Domestique) au niveau de la section 4b.</w:t>
             </w:r>
           </w:p>
         </w:tc>
@@ -1745,7 +1745,7 @@
                 <w:i w:val="0"/>
                 <w:sz w:val="17"/>
               </w:rPr>
-              <w:t>Incoherence! séckou doumbia a declaré que le secteur institutionnel de sa mère est Entreprise individuelle alors que la mère elle-même declare comme secteur institutionnel Ménage comme employeur de personnel domestique au niveau de la section 4b.</w:t>
+              <w:t>Incoherence! ndiémé doumbia a declaré que le secteur institutionnel de sa mère est Entreprise individuelle alors que la mère elle-même declare comme secteur institutionnel Ménage comme employeur de personnel domestique au niveau de la section 4b.</w:t>
             </w:r>
           </w:p>
         </w:tc>
@@ -1835,7 +1835,7 @@
                 <w:i w:val="0"/>
                 <w:sz w:val="17"/>
               </w:rPr>
-              <w:t>Incoherence! amadou doumbia a declaré que le secteur institutionnel de son père est Entreprise individuelle alors que le père lui-même declare comme secteur institutionnel Ménage comme employeur de personnel domestique au niveau de la section 4b.</w:t>
+              <w:t>Incoherence! séckou doumbia a declaré que le secteur institutionnel de son père est Entreprise individuelle alors que le père lui-même declare comme secteur institutionnel Ménage comme employeur de personnel domestique au niveau de la section 4b.</w:t>
             </w:r>
           </w:p>
         </w:tc>
@@ -1925,7 +1925,7 @@
                 <w:i w:val="0"/>
                 <w:sz w:val="17"/>
               </w:rPr>
-              <w:t>Incoherence! amadou doumbia a declaré que la catégorie socioprofessionnelle de sa mère est Travailleur pour compte propre alors que la mère elle-même declare comme catégorie socioprofessionnelle Aide ménagère (Domestique) au niveau de la section 4b.</w:t>
+              <w:t>Incoherence! séckou doumbia a declaré que la catégorie socioprofessionnelle de sa mère est Travailleur pour compte propre alors que la mère elle-même declare comme catégorie socioprofessionnelle Aide ménagère (Domestique) au niveau de la section 4b.</w:t>
             </w:r>
           </w:p>
         </w:tc>
@@ -2015,7 +2015,7 @@
                 <w:i w:val="0"/>
                 <w:sz w:val="17"/>
               </w:rPr>
-              <w:t>Incoherence! amadou doumbia a declaré que le secteur institutionnel de sa mère est Entreprise individuelle alors que la mère elle-même declare comme secteur institutionnel Ménage comme employeur de personnel domestique au niveau de la section 4b.</w:t>
+              <w:t>Incoherence! séckou doumbia a declaré que le secteur institutionnel de sa mère est Entreprise individuelle alors que la mère elle-même declare comme secteur institutionnel Ménage comme employeur de personnel domestique au niveau de la section 4b.</w:t>
             </w:r>
           </w:p>
         </w:tc>
@@ -2138,7 +2138,7 @@
                 <w:i w:val="0"/>
                 <w:sz w:val="16"/>
               </w:rPr>
-              <w:t>S02</w:t>
+              <w:t>S03</w:t>
               <w:br/>
             </w:r>
             <w:r>
@@ -2148,7 +2148,7 @@
                 <w:color w:val="64748B"/>
                 <w:sz w:val="14"/>
               </w:rPr>
-              <w:t>Éducation</w:t>
+              <w:t>Santé</w:t>
             </w:r>
           </w:p>
         </w:tc>
@@ -2195,7 +2195,7 @@
                 <w:i w:val="0"/>
                 <w:sz w:val="17"/>
               </w:rPr>
-              <w:t>Incohérence!!! seulement les écoles privées paient les frais de scolarité (y compris les frais d'inscription).</w:t>
+              <w:t>Incohérent !!! Diala doumbia s'est consulté la première fois pour cette maladie (Autre) chez un médecin généraliste et vous dites que  Diala doumbia n'est pas concerné par le montant des frais de consultation d'un médecin généraliste (3.14=9999).</w:t>
             </w:r>
           </w:p>
         </w:tc>
@@ -2285,7 +2285,7 @@
                 <w:i w:val="0"/>
                 <w:sz w:val="17"/>
               </w:rPr>
-              <w:t>Incohérent !!! Diala doumbia s'est consulté la première fois pour cette maladie (Autre) chez un médecin généraliste et vous dites que  Diala doumbia n'est pas concerné par le montant des frais de consultation d'un médecin généraliste (3.14=9999).</w:t>
+              <w:t>Prière de verifier cette incohérence auprès de l'enquêté ou confirmer.</w:t>
             </w:r>
           </w:p>
         </w:tc>
@@ -2344,7 +2344,7 @@
                 <w:color w:val="16A34A"/>
                 <w:sz w:val="16"/>
               </w:rPr>
-              <w:t>—</w:t>
+              <w:t>s03q14, s03q15, s03q17, s03q18, s03q19, s03q20, s03q21</w:t>
             </w:r>
           </w:p>
         </w:tc>
@@ -2375,7 +2375,7 @@
                 <w:i w:val="0"/>
                 <w:sz w:val="17"/>
               </w:rPr>
-              <w:t>Prière de verifier cette incohérence auprès de l'enquêté ou confirmer.</w:t>
+              <w:t>Incoherence!!! aïssatou doumbia a consulté dans un service de santé ou un guérisseur au cours des 3 derniers mois sans hospitalisation (3.13=Oui) mais la depense liée à cette consultation est nulle 0 ou ne sait pas partout dans les questions (s03q14 s03q15 s03q17 s03q18 s03q19 s03q20 s03q21).</w:t>
             </w:r>
           </w:p>
         </w:tc>
@@ -2434,7 +2434,7 @@
                 <w:color w:val="16A34A"/>
                 <w:sz w:val="16"/>
               </w:rPr>
-              <w:t>s03q14, s03q15, s03q17, s03q18, s03q19, s03q20, s03q21</w:t>
+              <w:t>—</w:t>
             </w:r>
           </w:p>
         </w:tc>
@@ -2465,7 +2465,7 @@
                 <w:i w:val="0"/>
                 <w:sz w:val="17"/>
               </w:rPr>
-              <w:t>Incoherence!!! aïssatou doumbia a consulté dans un service de santé ou un guérisseur au cours des 3 derniers mois sans hospitalisation (3.13=Oui) mais la depense liée à cette consultation est nulle 0 ou ne sait pas partout dans les questions (s03q14 s03q15 s03q17 s03q18 s03q19 s03q20 s03q21).</w:t>
+              <w:t>Incohérent !!! aïssatou doumbia s'est consulté la première fois pour cette maladie (Problème dentaire) chez un médecin généraliste et vous dites que  aïssatou doumbia n'est pas concerné par le montant des frais de consultation d'un médecin généraliste (3.14=9999).</w:t>
             </w:r>
           </w:p>
         </w:tc>
@@ -2498,7 +2498,7 @@
                 <w:i w:val="0"/>
                 <w:sz w:val="16"/>
               </w:rPr>
-              <w:t>S03</w:t>
+              <w:t>S11</w:t>
               <w:br/>
             </w:r>
             <w:r>
@@ -2508,7 +2508,7 @@
                 <w:color w:val="64748B"/>
                 <w:sz w:val="14"/>
               </w:rPr>
-              <w:t>Santé</w:t>
+              <w:t>Logement / cadre de vie</w:t>
             </w:r>
           </w:p>
         </w:tc>
@@ -2524,7 +2524,7 @@
                 <w:color w:val="16A34A"/>
                 <w:sz w:val="16"/>
               </w:rPr>
-              <w:t>—</w:t>
+              <w:t>s01q47__1, s01q47__2, s01q47__3, s01q47__4, s01q47__5, s01q47__6, s01q47__7, s02q15</w:t>
             </w:r>
           </w:p>
         </w:tc>
@@ -2555,7 +2555,7 @@
                 <w:i w:val="0"/>
                 <w:sz w:val="17"/>
               </w:rPr>
-              <w:t>Incohérent !!! aïssatou doumbia s'est consulté la première fois pour cette maladie (Problème dentaire) chez un médecin généraliste et vous dites que  aïssatou doumbia n'est pas concerné par le montant des frais de consultation d'un médecin généraliste (3.14=9999).</w:t>
+              <w:t>Le montant de l'eau acheté auprès des vendeurs ou auprès d'un autre ménage au cours de 30 derniers jours est de 18750 FCFA qui semble incoherent, prière de vérifier la question 11.25 auprès du ménage ou confirmer.</w:t>
             </w:r>
           </w:p>
         </w:tc>
@@ -2614,7 +2614,7 @@
                 <w:color w:val="16A34A"/>
                 <w:sz w:val="16"/>
               </w:rPr>
-              <w:t>s01q47__1, s01q47__2, s01q47__3, s01q47__4, s01q47__5, s01q47__6, s01q47__7, s02q15</w:t>
+              <w:t>—</w:t>
             </w:r>
           </w:p>
         </w:tc>
@@ -2645,7 +2645,7 @@
                 <w:i w:val="0"/>
                 <w:sz w:val="17"/>
               </w:rPr>
-              <w:t>Le montant de l'eau acheté auprès des vendeurs ou auprès d'un autre ménage au cours de 30 derniers jours est de 18750 FCFA qui semble incoherent, prière de vérifier la question 11.25 auprès du ménage ou confirmer.</w:t>
+              <w:t>Incoherence!! Le ménage a depensé .</w:t>
             </w:r>
           </w:p>
         </w:tc>
@@ -2704,7 +2704,7 @@
                 <w:color w:val="16A34A"/>
                 <w:sz w:val="16"/>
               </w:rPr>
-              <w:t>—</w:t>
+              <w:t>s01q29, s01q31, s04q24, s00q04, s11q21, s09fq03, s09fq011</w:t>
             </w:r>
           </w:p>
         </w:tc>
@@ -2735,7 +2735,7 @@
                 <w:i w:val="0"/>
                 <w:sz w:val="17"/>
               </w:rPr>
-              <w:t>Incoherence!! Le ménage a depensé .</w:t>
+              <w:t>FCFA dans Frais de connexion au réseau de distribution d'eau mais dit ne pas être connecté à un réseau d'eau courante, prière de corriger cette incoherence</w:t>
             </w:r>
           </w:p>
         </w:tc>
@@ -2750,10 +2750,10 @@
               <w:rPr>
                 <w:b/>
                 <w:i w:val="0"/>
-                <w:color w:val="DC2626"/>
-                <w:sz w:val="16"/>
-              </w:rPr>
-              <w:t>Haute</w:t>
+                <w:color w:val="EA580C"/>
+                <w:sz w:val="16"/>
+              </w:rPr>
+              <w:t>Moyenne</w:t>
             </w:r>
           </w:p>
         </w:tc>
@@ -2768,7 +2768,7 @@
                 <w:i w:val="0"/>
                 <w:sz w:val="16"/>
               </w:rPr>
-              <w:t>S11</w:t>
+              <w:t>S00</w:t>
               <w:br/>
             </w:r>
             <w:r>
@@ -2778,7 +2778,7 @@
                 <w:color w:val="64748B"/>
                 <w:sz w:val="14"/>
               </w:rPr>
-              <w:t>Logement / cadre de vie</w:t>
+              <w:t>Identification</w:t>
             </w:r>
           </w:p>
         </w:tc>
@@ -2794,7 +2794,7 @@
                 <w:color w:val="16A34A"/>
                 <w:sz w:val="16"/>
               </w:rPr>
-              <w:t>s01q29, s01q31, s04q24, s00q04, s11q21, s09fq03, s09fq011</w:t>
+              <w:t>s00q27</w:t>
             </w:r>
           </w:p>
         </w:tc>
@@ -2825,7 +2825,7 @@
                 <w:i w:val="0"/>
                 <w:sz w:val="17"/>
               </w:rPr>
-              <w:t>FCFA dans Frais de connexion au réseau de distribution d'eau mais dit ne pas être connecté à un réseau d'eau courante, prière de corriger cette incoherence</w:t>
+              <w:t>Vous avez declaré que le questionnaire est complètement fini mais le questionnaire est en statut partiel, prière de mettre le questionnaire en statut complet s'il est fini.</w:t>
             </w:r>
           </w:p>
         </w:tc>
@@ -2884,7 +2884,7 @@
                 <w:color w:val="16A34A"/>
                 <w:sz w:val="16"/>
               </w:rPr>
-              <w:t>s00q27</w:t>
+              <w:t>—</w:t>
             </w:r>
           </w:p>
         </w:tc>
@@ -2915,7 +2915,7 @@
                 <w:i w:val="0"/>
                 <w:sz w:val="17"/>
               </w:rPr>
-              <w:t>Vous avez declaré que le questionnaire est complètement fini mais le questionnaire est en statut partiel, prière de mettre le questionnaire en statut complet s'il est fini.</w:t>
+              <w:t>L'adresse ou la localisation du ménage doit être bien renseignée, ne doit pas contenir des numéros de téléphone et elle semble courte pour être une adresse.</w:t>
             </w:r>
           </w:p>
         </w:tc>
@@ -3005,7 +3005,7 @@
                 <w:i w:val="0"/>
                 <w:sz w:val="17"/>
               </w:rPr>
-              <w:t>L'adresse ou la localisation du ménage doit être bien renseignée, ne doit pas contenir des numéros de téléphone et elle semble courte pour être une adresse.</w:t>
+              <w:t>Prière de renseigner la bonne adresse.Attention! Il manque des informations non renseignées dans la section 0, prière de regarder toutes les autres informations dans l'identification du ménage (IDENTIFICATION ET RENSEIGNEMENTS DE CONTROLE) ou dans OBSERVATIONS pour pouvoir renseigné toutes les questions liées au ménage.</w:t>
             </w:r>
           </w:p>
         </w:tc>
@@ -3038,7 +3038,7 @@
                 <w:i w:val="0"/>
                 <w:sz w:val="16"/>
               </w:rPr>
-              <w:t>S00</w:t>
+              <w:t>S01</w:t>
               <w:br/>
             </w:r>
             <w:r>
@@ -3048,7 +3048,7 @@
                 <w:color w:val="64748B"/>
                 <w:sz w:val="14"/>
               </w:rPr>
-              <w:t>Identification</w:t>
+              <w:t>Démographie</w:t>
             </w:r>
           </w:p>
         </w:tc>
@@ -3095,7 +3095,7 @@
                 <w:i w:val="0"/>
                 <w:sz w:val="17"/>
               </w:rPr>
-              <w:t>Prière de renseigner la bonne adresse.Attention! Il manque des informations non renseignées dans la section 0, prière de regarder toutes les autres informations dans l'identification du ménage (IDENTIFICATION ET RENSEIGNEMENTS DE CONTROLE) ou dans OBSERVATIONS pour pouvoir renseigné toutes les questions liées au ménage.</w:t>
+              <w:t>Prière de verifier l'information donnée par Diala doumbia ou corriger au niveau de la section 1.</w:t>
             </w:r>
           </w:p>
         </w:tc>
@@ -3185,7 +3185,7 @@
                 <w:i w:val="0"/>
                 <w:sz w:val="17"/>
               </w:rPr>
-              <w:t>Prière de verifier l'information donnée par Diala doumbia ou corriger au niveau de la section 1.</w:t>
+              <w:t>Prière de verifier l'information donnée par amadou doumbia ou corriger au niveau de la section 1.</w:t>
             </w:r>
           </w:p>
         </w:tc>
@@ -3604,7 +3604,7 @@
                 <w:color w:val="16A34A"/>
                 <w:sz w:val="16"/>
               </w:rPr>
-              <w:t>s00q27, s01q03a, s01q03b, s01q03c, s01q00b</w:t>
+              <w:t>s01q02</w:t>
             </w:r>
           </w:p>
         </w:tc>
@@ -3620,7 +3620,7 @@
                 <w:color w:val="64748B"/>
                 <w:sz w:val="16"/>
               </w:rPr>
-              <w:t>GT-CQ</w:t>
+              <w:t>Natif SuSo</w:t>
             </w:r>
           </w:p>
         </w:tc>
@@ -3635,7 +3635,7 @@
                 <w:i w:val="0"/>
                 <w:sz w:val="17"/>
               </w:rPr>
-              <w:t>Les informations sur l'acte de naissance (ni Jours, ni mois et ni années) de  Diala waly  manquent, s'il vous plait pouvez-vous fournir d'effort pour avoir ces informations.</w:t>
+              <w:t>Incohérence. Il est peu probable qu'une femme soit chef de ménage alors que son conjoint vit dans le ménage. Veuillez vérifier.</w:t>
             </w:r>
           </w:p>
         </w:tc>
@@ -3694,7 +3694,7 @@
                 <w:color w:val="16A34A"/>
                 <w:sz w:val="16"/>
               </w:rPr>
-              <w:t>s00q27, s01q03a, s01q03b, s01q03c, s01q00b</w:t>
+              <w:t>s01q09</w:t>
             </w:r>
           </w:p>
         </w:tc>
@@ -3710,7 +3710,7 @@
                 <w:color w:val="64748B"/>
                 <w:sz w:val="16"/>
               </w:rPr>
-              <w:t>GT-CQ</w:t>
+              <w:t>Natif SuSo</w:t>
             </w:r>
           </w:p>
         </w:tc>
@@ -3725,7 +3725,7 @@
                 <w:i w:val="0"/>
                 <w:sz w:val="17"/>
               </w:rPr>
-              <w:t>Les informations sur l'acte de naissance (ni Jours, ni mois et ni années) de  amadou doumbia  manquent, s'il vous plait pouvez-vous fournir d'effort pour avoir ces informations.</w:t>
+              <w:t>Incohérence! Les personnes sélectionnées ici ne correspondent pas à (aux) l’époux (ses) de %rostertitle% qui est chef de ménage. Veuillez corriger.</w:t>
             </w:r>
           </w:p>
         </w:tc>
@@ -3784,7 +3784,7 @@
                 <w:color w:val="16A34A"/>
                 <w:sz w:val="16"/>
               </w:rPr>
-              <w:t>—</w:t>
+              <w:t>s01q33</w:t>
             </w:r>
           </w:p>
         </w:tc>
@@ -3800,7 +3800,7 @@
                 <w:color w:val="64748B"/>
                 <w:sz w:val="16"/>
               </w:rPr>
-              <w:t>GT-CQ</w:t>
+              <w:t>Natif SuSo</w:t>
             </w:r>
           </w:p>
         </w:tc>
@@ -3815,7 +3815,7 @@
                 <w:i w:val="0"/>
                 <w:sz w:val="17"/>
               </w:rPr>
-              <w:t>Prière de verifier l'information donnée par amadou doumbia ou corriger au niveau de la section 1.</w:t>
+              <w:t>Incohérence. La personne en cours est l'enfant ou le(la) neveu(nièce) du chef de ménage. Mais la personne sélectionnée n'est ni un chef de ménage féminin ni une conjointe du chef, ni la soeur du chef, ni une cousine ou autre parente. Veuillez corriger</w:t>
             </w:r>
           </w:p>
         </w:tc>
@@ -3874,7 +3874,7 @@
                 <w:color w:val="16A34A"/>
                 <w:sz w:val="16"/>
               </w:rPr>
-              <w:t>s00q27, s01q03a, s01q03b, s01q03c, s01q00b</w:t>
+              <w:t>s01q26</w:t>
             </w:r>
           </w:p>
         </w:tc>
@@ -3890,7 +3890,7 @@
                 <w:color w:val="64748B"/>
                 <w:sz w:val="16"/>
               </w:rPr>
-              <w:t>GT-CQ</w:t>
+              <w:t>Natif SuSo</w:t>
             </w:r>
           </w:p>
         </w:tc>
@@ -3905,457 +3905,7 @@
                 <w:i w:val="0"/>
                 <w:sz w:val="17"/>
               </w:rPr>
-              <w:t>Les informations sur l'acte de naissance (ni Jours, ni mois et ni années) de  tacko ndao  manquent, s'il vous plait pouvez-vous fournir d'effort pour avoir ces informations.</w:t>
-            </w:r>
-          </w:p>
-        </w:tc>
-      </w:tr>
-      <w:tr>
-        <w:tc>
-          <w:tcPr>
-            <w:tcW w:type="dxa" w:w="964"/>
-          </w:tcPr>
-          <w:p>
-            <w:r>
-              <w:rPr>
-                <w:b/>
-                <w:i w:val="0"/>
-                <w:color w:val="EA580C"/>
-                <w:sz w:val="16"/>
-              </w:rPr>
-              <w:t>Moyenne</w:t>
-            </w:r>
-          </w:p>
-        </w:tc>
-        <w:tc>
-          <w:tcPr>
-            <w:tcW w:type="dxa" w:w="1247"/>
-          </w:tcPr>
-          <w:p>
-            <w:r>
-              <w:rPr>
-                <w:b/>
-                <w:i w:val="0"/>
-                <w:sz w:val="16"/>
-              </w:rPr>
-              <w:t>S01</w:t>
-              <w:br/>
-            </w:r>
-            <w:r>
-              <w:rPr>
-                <w:b w:val="0"/>
-                <w:i w:val="0"/>
-                <w:color w:val="64748B"/>
-                <w:sz w:val="14"/>
-              </w:rPr>
-              <w:t>Démographie</w:t>
-            </w:r>
-          </w:p>
-        </w:tc>
-        <w:tc>
-          <w:tcPr>
-            <w:tcW w:type="dxa" w:w="1531"/>
-          </w:tcPr>
-          <w:p>
-            <w:r>
-              <w:rPr>
-                <w:b/>
-                <w:i w:val="0"/>
-                <w:color w:val="16A34A"/>
-                <w:sz w:val="16"/>
-              </w:rPr>
-              <w:t>s01q02</w:t>
-            </w:r>
-          </w:p>
-        </w:tc>
-        <w:tc>
-          <w:tcPr>
-            <w:tcW w:type="dxa" w:w="1191"/>
-          </w:tcPr>
-          <w:p>
-            <w:r>
-              <w:rPr>
-                <w:b w:val="0"/>
-                <w:i w:val="0"/>
-                <w:color w:val="64748B"/>
-                <w:sz w:val="16"/>
-              </w:rPr>
-              <w:t>Natif SuSo</w:t>
-            </w:r>
-          </w:p>
-        </w:tc>
-        <w:tc>
-          <w:tcPr>
-            <w:tcW w:type="dxa" w:w="4706"/>
-          </w:tcPr>
-          <w:p>
-            <w:r>
-              <w:rPr>
-                <w:b w:val="0"/>
-                <w:i w:val="0"/>
-                <w:sz w:val="17"/>
-              </w:rPr>
-              <w:t>Incohérence. Il est peu probable qu'une femme soit chef de ménage alors que son conjoint vit dans le ménage. Veuillez vérifier.</w:t>
-            </w:r>
-          </w:p>
-        </w:tc>
-      </w:tr>
-      <w:tr>
-        <w:tc>
-          <w:tcPr>
-            <w:tcW w:type="dxa" w:w="964"/>
-          </w:tcPr>
-          <w:p>
-            <w:r>
-              <w:rPr>
-                <w:b/>
-                <w:i w:val="0"/>
-                <w:color w:val="EA580C"/>
-                <w:sz w:val="16"/>
-              </w:rPr>
-              <w:t>Moyenne</w:t>
-            </w:r>
-          </w:p>
-        </w:tc>
-        <w:tc>
-          <w:tcPr>
-            <w:tcW w:type="dxa" w:w="1247"/>
-          </w:tcPr>
-          <w:p>
-            <w:r>
-              <w:rPr>
-                <w:b/>
-                <w:i w:val="0"/>
-                <w:sz w:val="16"/>
-              </w:rPr>
-              <w:t>S01</w:t>
-              <w:br/>
-            </w:r>
-            <w:r>
-              <w:rPr>
-                <w:b w:val="0"/>
-                <w:i w:val="0"/>
-                <w:color w:val="64748B"/>
-                <w:sz w:val="14"/>
-              </w:rPr>
-              <w:t>Démographie</w:t>
-            </w:r>
-          </w:p>
-        </w:tc>
-        <w:tc>
-          <w:tcPr>
-            <w:tcW w:type="dxa" w:w="1531"/>
-          </w:tcPr>
-          <w:p>
-            <w:r>
-              <w:rPr>
-                <w:b/>
-                <w:i w:val="0"/>
-                <w:color w:val="16A34A"/>
-                <w:sz w:val="16"/>
-              </w:rPr>
-              <w:t>s01q09</w:t>
-            </w:r>
-          </w:p>
-        </w:tc>
-        <w:tc>
-          <w:tcPr>
-            <w:tcW w:type="dxa" w:w="1191"/>
-          </w:tcPr>
-          <w:p>
-            <w:r>
-              <w:rPr>
-                <w:b w:val="0"/>
-                <w:i w:val="0"/>
-                <w:color w:val="64748B"/>
-                <w:sz w:val="16"/>
-              </w:rPr>
-              <w:t>Natif SuSo</w:t>
-            </w:r>
-          </w:p>
-        </w:tc>
-        <w:tc>
-          <w:tcPr>
-            <w:tcW w:type="dxa" w:w="4706"/>
-          </w:tcPr>
-          <w:p>
-            <w:r>
-              <w:rPr>
-                <w:b w:val="0"/>
-                <w:i w:val="0"/>
-                <w:sz w:val="17"/>
-              </w:rPr>
-              <w:t>Incohérence! Les personnes sélectionnées ici ne correspondent pas à (aux) l’époux (ses) de %rostertitle% qui est chef de ménage. Veuillez corriger.</w:t>
-            </w:r>
-          </w:p>
-        </w:tc>
-      </w:tr>
-      <w:tr>
-        <w:tc>
-          <w:tcPr>
-            <w:tcW w:type="dxa" w:w="964"/>
-          </w:tcPr>
-          <w:p>
-            <w:r>
-              <w:rPr>
-                <w:b/>
-                <w:i w:val="0"/>
-                <w:color w:val="EA580C"/>
-                <w:sz w:val="16"/>
-              </w:rPr>
-              <w:t>Moyenne</w:t>
-            </w:r>
-          </w:p>
-        </w:tc>
-        <w:tc>
-          <w:tcPr>
-            <w:tcW w:type="dxa" w:w="1247"/>
-          </w:tcPr>
-          <w:p>
-            <w:r>
-              <w:rPr>
-                <w:b/>
-                <w:i w:val="0"/>
-                <w:sz w:val="16"/>
-              </w:rPr>
-              <w:t>S01</w:t>
-              <w:br/>
-            </w:r>
-            <w:r>
-              <w:rPr>
-                <w:b w:val="0"/>
-                <w:i w:val="0"/>
-                <w:color w:val="64748B"/>
-                <w:sz w:val="14"/>
-              </w:rPr>
-              <w:t>Démographie</w:t>
-            </w:r>
-          </w:p>
-        </w:tc>
-        <w:tc>
-          <w:tcPr>
-            <w:tcW w:type="dxa" w:w="1531"/>
-          </w:tcPr>
-          <w:p>
-            <w:r>
-              <w:rPr>
-                <w:b/>
-                <w:i w:val="0"/>
-                <w:color w:val="16A34A"/>
-                <w:sz w:val="16"/>
-              </w:rPr>
-              <w:t>s01q33</w:t>
-            </w:r>
-          </w:p>
-        </w:tc>
-        <w:tc>
-          <w:tcPr>
-            <w:tcW w:type="dxa" w:w="1191"/>
-          </w:tcPr>
-          <w:p>
-            <w:r>
-              <w:rPr>
-                <w:b w:val="0"/>
-                <w:i w:val="0"/>
-                <w:color w:val="64748B"/>
-                <w:sz w:val="16"/>
-              </w:rPr>
-              <w:t>Natif SuSo</w:t>
-            </w:r>
-          </w:p>
-        </w:tc>
-        <w:tc>
-          <w:tcPr>
-            <w:tcW w:type="dxa" w:w="4706"/>
-          </w:tcPr>
-          <w:p>
-            <w:r>
-              <w:rPr>
-                <w:b w:val="0"/>
-                <w:i w:val="0"/>
-                <w:sz w:val="17"/>
-              </w:rPr>
-              <w:t>Incohérence. La personne en cours est l'enfant ou le(la) neveu(nièce) du chef de ménage. Mais la personne sélectionnée n'est ni un chef de ménage féminin ni une conjointe du chef, ni la soeur du chef, ni une cousine ou autre parente. Veuillez corriger</w:t>
-            </w:r>
-          </w:p>
-        </w:tc>
-      </w:tr>
-      <w:tr>
-        <w:tc>
-          <w:tcPr>
-            <w:tcW w:type="dxa" w:w="964"/>
-          </w:tcPr>
-          <w:p>
-            <w:r>
-              <w:rPr>
-                <w:b/>
-                <w:i w:val="0"/>
-                <w:color w:val="EA580C"/>
-                <w:sz w:val="16"/>
-              </w:rPr>
-              <w:t>Moyenne</w:t>
-            </w:r>
-          </w:p>
-        </w:tc>
-        <w:tc>
-          <w:tcPr>
-            <w:tcW w:type="dxa" w:w="1247"/>
-          </w:tcPr>
-          <w:p>
-            <w:r>
-              <w:rPr>
-                <w:b/>
-                <w:i w:val="0"/>
-                <w:sz w:val="16"/>
-              </w:rPr>
-              <w:t>S01</w:t>
-              <w:br/>
-            </w:r>
-            <w:r>
-              <w:rPr>
-                <w:b w:val="0"/>
-                <w:i w:val="0"/>
-                <w:color w:val="64748B"/>
-                <w:sz w:val="14"/>
-              </w:rPr>
-              <w:t>Démographie</w:t>
-            </w:r>
-          </w:p>
-        </w:tc>
-        <w:tc>
-          <w:tcPr>
-            <w:tcW w:type="dxa" w:w="1531"/>
-          </w:tcPr>
-          <w:p>
-            <w:r>
-              <w:rPr>
-                <w:b/>
-                <w:i w:val="0"/>
-                <w:color w:val="16A34A"/>
-                <w:sz w:val="16"/>
-              </w:rPr>
-              <w:t>s01q26</w:t>
-            </w:r>
-          </w:p>
-        </w:tc>
-        <w:tc>
-          <w:tcPr>
-            <w:tcW w:type="dxa" w:w="1191"/>
-          </w:tcPr>
-          <w:p>
-            <w:r>
-              <w:rPr>
-                <w:b w:val="0"/>
-                <w:i w:val="0"/>
-                <w:color w:val="64748B"/>
-                <w:sz w:val="16"/>
-              </w:rPr>
-              <w:t>Natif SuSo</w:t>
-            </w:r>
-          </w:p>
-        </w:tc>
-        <w:tc>
-          <w:tcPr>
-            <w:tcW w:type="dxa" w:w="4706"/>
-          </w:tcPr>
-          <w:p>
-            <w:r>
-              <w:rPr>
-                <w:b w:val="0"/>
-                <w:i w:val="0"/>
-                <w:sz w:val="17"/>
-              </w:rPr>
               <w:t>Incohérence. %rostertitle% est personne non apparentée au CM ou Domestique ou enfant confié mais la personne sélectionnée n'a pas été déclarée en 1.02 comme étant une personne non apparentée au CM ou Domestique. Veuillez corriger.</w:t>
-            </w:r>
-          </w:p>
-        </w:tc>
-      </w:tr>
-      <w:tr>
-        <w:tc>
-          <w:tcPr>
-            <w:tcW w:type="dxa" w:w="964"/>
-          </w:tcPr>
-          <w:p>
-            <w:r>
-              <w:rPr>
-                <w:b/>
-                <w:i w:val="0"/>
-                <w:color w:val="EA580C"/>
-                <w:sz w:val="16"/>
-              </w:rPr>
-              <w:t>Moyenne</w:t>
-            </w:r>
-          </w:p>
-        </w:tc>
-        <w:tc>
-          <w:tcPr>
-            <w:tcW w:type="dxa" w:w="1247"/>
-          </w:tcPr>
-          <w:p>
-            <w:r>
-              <w:rPr>
-                <w:b/>
-                <w:i w:val="0"/>
-                <w:sz w:val="16"/>
-              </w:rPr>
-              <w:t>S02</w:t>
-              <w:br/>
-            </w:r>
-            <w:r>
-              <w:rPr>
-                <w:b w:val="0"/>
-                <w:i w:val="0"/>
-                <w:color w:val="64748B"/>
-                <w:sz w:val="14"/>
-              </w:rPr>
-              <w:t>Éducation</w:t>
-            </w:r>
-          </w:p>
-        </w:tc>
-        <w:tc>
-          <w:tcPr>
-            <w:tcW w:type="dxa" w:w="1531"/>
-          </w:tcPr>
-          <w:p>
-            <w:r>
-              <w:rPr>
-                <w:b/>
-                <w:i w:val="0"/>
-                <w:color w:val="16A34A"/>
-                <w:sz w:val="16"/>
-              </w:rPr>
-              <w:t>—</w:t>
-            </w:r>
-          </w:p>
-        </w:tc>
-        <w:tc>
-          <w:tcPr>
-            <w:tcW w:type="dxa" w:w="1191"/>
-          </w:tcPr>
-          <w:p>
-            <w:r>
-              <w:rPr>
-                <w:b w:val="0"/>
-                <w:i w:val="0"/>
-                <w:color w:val="64748B"/>
-                <w:sz w:val="16"/>
-              </w:rPr>
-              <w:t>GT-CQ</w:t>
-            </w:r>
-          </w:p>
-        </w:tc>
-        <w:tc>
-          <w:tcPr>
-            <w:tcW w:type="dxa" w:w="4706"/>
-          </w:tcPr>
-          <w:p>
-            <w:r>
-              <w:rPr>
-                <w:b w:val="0"/>
-                <w:i w:val="0"/>
-                <w:sz w:val="17"/>
-              </w:rPr>
-              <w:t>veuillez, s'il vous plait, confirmer les frais de scolarité ( 2500 FCFA) payée de ndiémé doumbia avec le QG ou apporter les corrections nécessaires.</w:t>
             </w:r>
           </w:p>
         </w:tc>
